--- a/EXPORTS/DOCX/published/niveau3/English/RMO.docx
+++ b/EXPORTS/DOCX/published/niveau3/English/RMO.docx
@@ -419,7 +419,6 @@
       </w:r>
       <w:r>
         <w:rPr>
-          <w:u w:val="single" w:color="0000ff"/>
           <w:rFonts w:ascii="Charis SIL Regular" w:hAnsi="Charis SIL Regular" w:eastAsia="Charis SIL Regular"/>
           <w:b w:val="0"/>
           <w:i w:val="0"/>
@@ -1432,7 +1431,54 @@
           <w:color w:val="000000"/>
           <w:sz w:val="24"/>
         </w:rPr>
-        <w:t xml:space="preserve">tory and collection. The </w:t>
+        <w:hyperlink r:id="rId9" w:history="1">
+          <w:r>
+            <w:rPr>
+              <w:rStyle w:val="Hyperlink"/>
+            </w:rPr>
+            <w:t>tory and</w:t>
+          </w:r>
+        </w:hyperlink>
+      </w:r>
+      <w:r>
+        <w:rPr>
+          <w:u w:val="single" w:color="0000ff"/>
+          <w:rFonts w:ascii="Charis SIL Regular" w:hAnsi="Charis SIL Regular" w:eastAsia="Charis SIL Regular"/>
+          <w:b w:val="0"/>
+          <w:i w:val="0"/>
+          <w:color w:val="000000"/>
+          <w:sz w:val="24"/>
+        </w:rPr>
+        <w:t xml:space="preserve"> </w:t>
+      </w:r>
+      <w:r>
+        <w:rPr>
+          <w:u w:val="single" w:color="0000ff"/>
+          <w:rFonts w:ascii="Charis SIL Regular" w:hAnsi="Charis SIL Regular" w:eastAsia="Charis SIL Regular"/>
+          <w:b w:val="0"/>
+          <w:i w:val="0"/>
+          <w:color w:val="000000"/>
+          <w:sz w:val="24"/>
+        </w:rPr>
+        <w:hyperlink r:id="rId9" w:history="1">
+          <w:r>
+            <w:rPr>
+              <w:rStyle w:val="Hyperlink"/>
+            </w:rPr>
+            <w:t>collectio</w:t>
+          </w:r>
+        </w:hyperlink>
+      </w:r>
+      <w:r>
+        <w:rPr>
+          <w:u w:val="single" w:color="0000ff"/>
+          <w:rFonts w:ascii="Charis SIL Regular" w:hAnsi="Charis SIL Regular" w:eastAsia="Charis SIL Regular"/>
+          <w:b w:val="0"/>
+          <w:i w:val="0"/>
+          <w:color w:val="000000"/>
+          <w:sz w:val="24"/>
+        </w:rPr>
+        <w:t xml:space="preserve">n. The </w:t>
       </w:r>
       <w:r>
         <w:rPr>
@@ -1443,7 +1489,7 @@
           <w:sz w:val="24"/>
           <w:u w:val="single"/>
         </w:rPr>
-        <w:hyperlink r:id="rId9" w:history="1">
+        <w:hyperlink r:id="rId14" w:history="1">
           <w:r>
             <w:rPr>
               <w:rStyle w:val="Hyperlink"/>
@@ -1827,7 +1873,36 @@
           <w:color w:val="000000"/>
           <w:sz w:val="24"/>
         </w:rPr>
-        <w:t>. The archive of the KK</w:t>
+        <w:t xml:space="preserve">. The archive of </w:t>
+      </w:r>
+      <w:r>
+        <w:rPr>
+          <w:u w:val="single" w:color="0000ff"/>
+          <w:rFonts w:ascii="Charis SIL Regular" w:hAnsi="Charis SIL Regular" w:eastAsia="Charis SIL Regular"/>
+          <w:b w:val="0"/>
+          <w:i w:val="0"/>
+          <w:color w:val="000000"/>
+          <w:sz w:val="24"/>
+        </w:rPr>
+        <w:hyperlink r:id="rId12" w:history="1">
+          <w:r>
+            <w:rPr>
+              <w:rStyle w:val="Hyperlink"/>
+            </w:rPr>
+            <w:t>the K</w:t>
+          </w:r>
+        </w:hyperlink>
+      </w:r>
+      <w:r>
+        <w:rPr>
+          <w:u w:val="single" w:color="0000ff"/>
+          <w:rFonts w:ascii="Charis SIL Regular" w:hAnsi="Charis SIL Regular" w:eastAsia="Charis SIL Regular"/>
+          <w:b w:val="0"/>
+          <w:i w:val="0"/>
+          <w:color w:val="000000"/>
+          <w:sz w:val="24"/>
+        </w:rPr>
+        <w:t>K</w:t>
       </w:r>
       <w:r>
         <w:rPr>
@@ -3186,7 +3261,7 @@
             <w:rPr>
               <w:rStyle w:val="Hyperlink"/>
             </w:rPr>
-            <w:t>filter</w:t>
+            <w:t>filters</w:t>
           </w:r>
         </w:hyperlink>
       </w:r>
@@ -3203,7 +3278,7 @@
             <w:rPr>
               <w:rStyle w:val="Hyperlink"/>
             </w:rPr>
-            <w:t>s</w:t>
+            <w:t>%</w:t>
           </w:r>
         </w:hyperlink>
       </w:r>
@@ -3215,66 +3290,12 @@
           <w:color w:val="0000FF"/>
           <w:sz w:val="24"/>
         </w:rPr>
-        <w:t>%</w:t>
-      </w:r>
-      <w:r>
-        <w:rPr>
-          <w:rFonts w:ascii="Charis SIL Regular" w:hAnsi="Charis SIL Regular" w:eastAsia="Charis SIL Regular"/>
-          <w:b w:val="0"/>
-          <w:i w:val="0"/>
-          <w:color w:val="0000FF"/>
-          <w:sz w:val="24"/>
-        </w:rPr>
         <w:hyperlink r:id="rId16" w:history="1">
           <w:r>
             <w:rPr>
               <w:rStyle w:val="Hyperlink"/>
             </w:rPr>
-            <w:t>5B0%5D%5Bfield%5D=inform</w:t>
-          </w:r>
-        </w:hyperlink>
-      </w:r>
-      <w:r>
-        <w:rPr>
-          <w:rFonts w:ascii="Charis SIL Regular" w:hAnsi="Charis SIL Regular" w:eastAsia="Charis SIL Regular"/>
-          <w:b w:val="0"/>
-          <w:i w:val="0"/>
-          <w:color w:val="0000FF"/>
-          <w:sz w:val="24"/>
-        </w:rPr>
-        <w:hyperlink r:id="rId16" w:history="1">
-          <w:r>
-            <w:rPr>
-              <w:rStyle w:val="Hyperlink"/>
-            </w:rPr>
-            <w:t>a</w:t>
-          </w:r>
-        </w:hyperlink>
-      </w:r>
-      <w:r>
-        <w:rPr>
-          <w:rFonts w:ascii="Charis SIL Regular" w:hAnsi="Charis SIL Regular" w:eastAsia="Charis SIL Regular"/>
-          <w:b w:val="0"/>
-          <w:i w:val="0"/>
-          <w:color w:val="0000FF"/>
-          <w:sz w:val="24"/>
-        </w:rPr>
-        <w:t>t</w:t>
-      </w:r>
-      <w:r>
-        <w:rPr>
-          <w:rFonts w:ascii="Charis SIL Regular" w:hAnsi="Charis SIL Regular" w:eastAsia="Charis SIL Regular"/>
-          <w:b w:val="0"/>
-          <w:i w:val="0"/>
-          <w:color w:val="0000FF"/>
-          <w:sz w:val="24"/>
-        </w:rPr>
-        <w:hyperlink r:id="rId16" w:history="1">
-          <w:r>
-            <w:rPr>
-              <w:rStyle w:val="Hyperlink"/>
-            </w:rPr>
-            <w:t>ion_type&amp;fil</w:t>
+            <w:t>5B0%5D%5Bfield%5D=informa</w:t>
           </w:r>
         </w:hyperlink>
       </w:r>
@@ -3308,9 +3329,36 @@
             <w:rPr>
               <w:rStyle w:val="Hyperlink"/>
             </w:rPr>
-            <w:t>ers%5B0%5D%5Bvalues%5D%5B0</w:t>
+            <w:t>ion_type&amp;filt</w:t>
           </w:r>
         </w:hyperlink>
+      </w:r>
+      <w:r>
+        <w:rPr>
+          <w:rFonts w:ascii="Charis SIL Regular" w:hAnsi="Charis SIL Regular" w:eastAsia="Charis SIL Regular"/>
+          <w:b w:val="0"/>
+          <w:i w:val="0"/>
+          <w:color w:val="0000FF"/>
+          <w:sz w:val="24"/>
+        </w:rPr>
+        <w:hyperlink r:id="rId16" w:history="1">
+          <w:r>
+            <w:rPr>
+              <w:rStyle w:val="Hyperlink"/>
+            </w:rPr>
+            <w:t>ers%5B0%5D%5Bvalues%5D%</w:t>
+          </w:r>
+        </w:hyperlink>
+      </w:r>
+      <w:r>
+        <w:rPr>
+          <w:rFonts w:ascii="Charis SIL Regular" w:hAnsi="Charis SIL Regular" w:eastAsia="Charis SIL Regular"/>
+          <w:b w:val="0"/>
+          <w:i w:val="0"/>
+          <w:color w:val="0000FF"/>
+          <w:sz w:val="24"/>
+        </w:rPr>
+        <w:t>5B0</w:t>
       </w:r>
     </w:p>
     <w:p>
@@ -3775,7 +3823,7 @@
             <w:rPr>
               <w:rStyle w:val="Hyperlink"/>
             </w:rPr>
-            <w:t>filter</w:t>
+            <w:t>filters</w:t>
           </w:r>
         </w:hyperlink>
       </w:r>
@@ -3792,7 +3840,7 @@
             <w:rPr>
               <w:rStyle w:val="Hyperlink"/>
             </w:rPr>
-            <w:t>s</w:t>
+            <w:t>%</w:t>
           </w:r>
         </w:hyperlink>
       </w:r>
@@ -3804,7 +3852,14 @@
           <w:color w:val="0000FF"/>
           <w:sz w:val="24"/>
         </w:rPr>
-        <w:t>%</w:t>
+        <w:hyperlink r:id="rId16" w:history="1">
+          <w:r>
+            <w:rPr>
+              <w:rStyle w:val="Hyperlink"/>
+            </w:rPr>
+            <w:t>5B0%5D%5Bfield%5D=infor</w:t>
+          </w:r>
+        </w:hyperlink>
       </w:r>
       <w:r>
         <w:rPr>
@@ -3819,7 +3874,7 @@
             <w:rPr>
               <w:rStyle w:val="Hyperlink"/>
             </w:rPr>
-            <w:t>5B0%5D%5Bfield%5D=inform</w:t>
+            <w:t>m</w:t>
           </w:r>
         </w:hyperlink>
       </w:r>
@@ -3831,24 +3886,7 @@
           <w:color w:val="0000FF"/>
           <w:sz w:val="24"/>
         </w:rPr>
-        <w:hyperlink r:id="rId16" w:history="1">
-          <w:r>
-            <w:rPr>
-              <w:rStyle w:val="Hyperlink"/>
-            </w:rPr>
-            <w:t>a</w:t>
-          </w:r>
-        </w:hyperlink>
-      </w:r>
-      <w:r>
-        <w:rPr>
-          <w:rFonts w:ascii="Charis SIL Regular" w:hAnsi="Charis SIL Regular" w:eastAsia="Charis SIL Regular"/>
-          <w:b w:val="0"/>
-          <w:i w:val="0"/>
-          <w:color w:val="0000FF"/>
-          <w:sz w:val="24"/>
-        </w:rPr>
-        <w:t>t</w:t>
+        <w:t>at</w:t>
       </w:r>
       <w:r>
         <w:rPr>

--- a/EXPORTS/DOCX/published/niveau3/English/RMO.docx
+++ b/EXPORTS/DOCX/published/niveau3/English/RMO.docx
@@ -1085,21 +1085,13 @@
       </w:r>
       <w:r>
         <w:rPr>
-          <w:u w:val="single" w:color="0000ff"/>
           <w:rFonts w:ascii="Charis SIL Regular" w:hAnsi="Charis SIL Regular" w:eastAsia="Charis SIL Regular"/>
           <w:b w:val="0"/>
           <w:i w:val="0"/>
           <w:color w:val="000000"/>
           <w:sz w:val="24"/>
         </w:rPr>
-        <w:hyperlink r:id="rId13" w:history="1">
-          <w:r>
-            <w:rPr>
-              <w:rStyle w:val="Hyperlink"/>
-            </w:rPr>
-            <w:t>e Sin</w:t>
-          </w:r>
-        </w:hyperlink>
+        <w:t>e Sin</w:t>
       </w:r>
       <w:r>
         <w:rPr>
@@ -1460,25 +1452,7 @@
           <w:color w:val="000000"/>
           <w:sz w:val="24"/>
         </w:rPr>
-        <w:hyperlink r:id="rId9" w:history="1">
-          <w:r>
-            <w:rPr>
-              <w:rStyle w:val="Hyperlink"/>
-            </w:rPr>
-            <w:t>collectio</w:t>
-          </w:r>
-        </w:hyperlink>
-      </w:r>
-      <w:r>
-        <w:rPr>
-          <w:u w:val="single" w:color="0000ff"/>
-          <w:rFonts w:ascii="Charis SIL Regular" w:hAnsi="Charis SIL Regular" w:eastAsia="Charis SIL Regular"/>
-          <w:b w:val="0"/>
-          <w:i w:val="0"/>
-          <w:color w:val="000000"/>
-          <w:sz w:val="24"/>
-        </w:rPr>
-        <w:t xml:space="preserve">n. The </w:t>
+        <w:t xml:space="preserve">collection. The </w:t>
       </w:r>
       <w:r>
         <w:rPr>
@@ -1489,7 +1463,7 @@
           <w:sz w:val="24"/>
           <w:u w:val="single"/>
         </w:rPr>
-        <w:hyperlink r:id="rId14" w:history="1">
+        <w:hyperlink r:id="rId9" w:history="1">
           <w:r>
             <w:rPr>
               <w:rStyle w:val="Hyperlink"/>
@@ -1884,43 +1858,7 @@
           <w:color w:val="000000"/>
           <w:sz w:val="24"/>
         </w:rPr>
-        <w:hyperlink r:id="rId12" w:history="1">
-          <w:r>
-            <w:rPr>
-              <w:rStyle w:val="Hyperlink"/>
-            </w:rPr>
-            <w:t>the K</w:t>
-          </w:r>
-        </w:hyperlink>
-      </w:r>
-      <w:r>
-        <w:rPr>
-          <w:u w:val="single" w:color="0000ff"/>
-          <w:rFonts w:ascii="Charis SIL Regular" w:hAnsi="Charis SIL Regular" w:eastAsia="Charis SIL Regular"/>
-          <w:b w:val="0"/>
-          <w:i w:val="0"/>
-          <w:color w:val="000000"/>
-          <w:sz w:val="24"/>
-        </w:rPr>
-        <w:t>K</w:t>
-      </w:r>
-      <w:r>
-        <w:rPr>
-          <w:u w:val="single" w:color="0000ff"/>
-          <w:rFonts w:ascii="Charis SIL Regular" w:hAnsi="Charis SIL Regular" w:eastAsia="Charis SIL Regular"/>
-          <w:b w:val="0"/>
-          <w:i w:val="0"/>
-          <w:color w:val="000000"/>
-          <w:sz w:val="24"/>
-        </w:rPr>
-        <w:hyperlink r:id="rId12" w:history="1">
-          <w:r>
-            <w:rPr>
-              <w:rStyle w:val="Hyperlink"/>
-            </w:rPr>
-            <w:t>Z, whic</w:t>
-          </w:r>
-        </w:hyperlink>
+        <w:t>the KKZ, whic</w:t>
       </w:r>
       <w:r>
         <w:rPr>
@@ -1984,35 +1922,7 @@
           <w:color w:val="000000"/>
           <w:sz w:val="24"/>
         </w:rPr>
-        <w:t xml:space="preserve">e Rijksmuseum archive, </w:t>
-      </w:r>
-      <w:r>
-        <w:rPr>
-          <w:u w:val="single" w:color="0000ff"/>
-          <w:rFonts w:ascii="Charis SIL Regular" w:hAnsi="Charis SIL Regular" w:eastAsia="Charis SIL Regular"/>
-          <w:b w:val="0"/>
-          <w:i w:val="0"/>
-          <w:color w:val="000000"/>
-          <w:sz w:val="24"/>
-        </w:rPr>
-        <w:hyperlink r:id="rId13" w:history="1">
-          <w:r>
-            <w:rPr>
-              <w:rStyle w:val="Hyperlink"/>
-            </w:rPr>
-            <w:t>is managed by t</w:t>
-          </w:r>
-        </w:hyperlink>
-      </w:r>
-      <w:r>
-        <w:rPr>
-          <w:rFonts w:ascii="Charis SIL Regular" w:hAnsi="Charis SIL Regular" w:eastAsia="Charis SIL Regular"/>
-          <w:b w:val="0"/>
-          <w:i w:val="0"/>
-          <w:color w:val="000000"/>
-          <w:sz w:val="24"/>
-        </w:rPr>
-        <w:t xml:space="preserve">he </w:t>
+        <w:t xml:space="preserve">e Rijksmuseum archive, is managed by the </w:t>
       </w:r>
       <w:r>
         <w:rPr>
@@ -3261,7 +3171,7 @@
             <w:rPr>
               <w:rStyle w:val="Hyperlink"/>
             </w:rPr>
-            <w:t>filters</w:t>
+            <w:t>filter</w:t>
           </w:r>
         </w:hyperlink>
       </w:r>
@@ -3278,9 +3188,19 @@
             <w:rPr>
               <w:rStyle w:val="Hyperlink"/>
             </w:rPr>
-            <w:t>%</w:t>
+            <w:t>s</w:t>
           </w:r>
         </w:hyperlink>
+      </w:r>
+      <w:r>
+        <w:rPr>
+          <w:rFonts w:ascii="Charis SIL Regular" w:hAnsi="Charis SIL Regular" w:eastAsia="Charis SIL Regular"/>
+          <w:b w:val="0"/>
+          <w:i w:val="0"/>
+          <w:color w:val="0000FF"/>
+          <w:sz w:val="24"/>
+        </w:rPr>
+        <w:t>%</w:t>
       </w:r>
       <w:r>
         <w:rPr>
@@ -3295,7 +3215,51 @@
             <w:rPr>
               <w:rStyle w:val="Hyperlink"/>
             </w:rPr>
-            <w:t>5B0%5D%5Bfield%5D=informa</w:t>
+            <w:t>5B0%5D%5Bfield%5D=inform</w:t>
+          </w:r>
+        </w:hyperlink>
+      </w:r>
+      <w:r>
+        <w:rPr>
+          <w:rFonts w:ascii="Charis SIL Regular" w:hAnsi="Charis SIL Regular" w:eastAsia="Charis SIL Regular"/>
+          <w:b w:val="0"/>
+          <w:i w:val="0"/>
+          <w:color w:val="0000FF"/>
+          <w:sz w:val="24"/>
+        </w:rPr>
+        <w:hyperlink r:id="rId16" w:history="1">
+          <w:r>
+            <w:rPr>
+              <w:rStyle w:val="Hyperlink"/>
+            </w:rPr>
+            <w:t>a</w:t>
+          </w:r>
+        </w:hyperlink>
+      </w:r>
+      <w:r>
+        <w:rPr>
+          <w:rFonts w:ascii="Charis SIL Regular" w:hAnsi="Charis SIL Regular" w:eastAsia="Charis SIL Regular"/>
+          <w:b w:val="0"/>
+          <w:i w:val="0"/>
+          <w:color w:val="0000FF"/>
+          <w:sz w:val="24"/>
+        </w:rPr>
+        <w:t>t</w:t>
+      </w:r>
+      <w:r>
+        <w:rPr>
+          <w:rFonts w:ascii="Charis SIL Regular" w:hAnsi="Charis SIL Regular" w:eastAsia="Charis SIL Regular"/>
+          <w:b w:val="0"/>
+          <w:i w:val="0"/>
+          <w:color w:val="0000FF"/>
+          <w:sz w:val="24"/>
+        </w:rPr>
+        <w:hyperlink r:id="rId16" w:history="1">
+          <w:r>
+            <w:rPr>
+              <w:rStyle w:val="Hyperlink"/>
+            </w:rPr>
+            <w:t>ion_type&amp;fil</w:t>
           </w:r>
         </w:hyperlink>
       </w:r>
@@ -3329,36 +3293,9 @@
             <w:rPr>
               <w:rStyle w:val="Hyperlink"/>
             </w:rPr>
-            <w:t>ion_type&amp;filt</w:t>
+            <w:t>ers%5B0%5D%5Bvalues%5D%5B0</w:t>
           </w:r>
         </w:hyperlink>
-      </w:r>
-      <w:r>
-        <w:rPr>
-          <w:rFonts w:ascii="Charis SIL Regular" w:hAnsi="Charis SIL Regular" w:eastAsia="Charis SIL Regular"/>
-          <w:b w:val="0"/>
-          <w:i w:val="0"/>
-          <w:color w:val="0000FF"/>
-          <w:sz w:val="24"/>
-        </w:rPr>
-        <w:hyperlink r:id="rId16" w:history="1">
-          <w:r>
-            <w:rPr>
-              <w:rStyle w:val="Hyperlink"/>
-            </w:rPr>
-            <w:t>ers%5B0%5D%5Bvalues%5D%</w:t>
-          </w:r>
-        </w:hyperlink>
-      </w:r>
-      <w:r>
-        <w:rPr>
-          <w:rFonts w:ascii="Charis SIL Regular" w:hAnsi="Charis SIL Regular" w:eastAsia="Charis SIL Regular"/>
-          <w:b w:val="0"/>
-          <w:i w:val="0"/>
-          <w:color w:val="0000FF"/>
-          <w:sz w:val="24"/>
-        </w:rPr>
-        <w:t>5B0</w:t>
       </w:r>
     </w:p>
     <w:p>
@@ -3823,7 +3760,7 @@
             <w:rPr>
               <w:rStyle w:val="Hyperlink"/>
             </w:rPr>
-            <w:t>filters</w:t>
+            <w:t>filter</w:t>
           </w:r>
         </w:hyperlink>
       </w:r>
@@ -3840,9 +3777,19 @@
             <w:rPr>
               <w:rStyle w:val="Hyperlink"/>
             </w:rPr>
-            <w:t>%</w:t>
+            <w:t>s</w:t>
           </w:r>
         </w:hyperlink>
+      </w:r>
+      <w:r>
+        <w:rPr>
+          <w:rFonts w:ascii="Charis SIL Regular" w:hAnsi="Charis SIL Regular" w:eastAsia="Charis SIL Regular"/>
+          <w:b w:val="0"/>
+          <w:i w:val="0"/>
+          <w:color w:val="0000FF"/>
+          <w:sz w:val="24"/>
+        </w:rPr>
+        <w:t>%</w:t>
       </w:r>
       <w:r>
         <w:rPr>
@@ -3857,7 +3804,7 @@
             <w:rPr>
               <w:rStyle w:val="Hyperlink"/>
             </w:rPr>
-            <w:t>5B0%5D%5Bfield%5D=infor</w:t>
+            <w:t>5B0%5D%5Bfield%5D=inform</w:t>
           </w:r>
         </w:hyperlink>
       </w:r>
@@ -3874,7 +3821,7 @@
             <w:rPr>
               <w:rStyle w:val="Hyperlink"/>
             </w:rPr>
-            <w:t>m</w:t>
+            <w:t>a</w:t>
           </w:r>
         </w:hyperlink>
       </w:r>
@@ -3886,7 +3833,7 @@
           <w:color w:val="0000FF"/>
           <w:sz w:val="24"/>
         </w:rPr>
-        <w:t>at</w:t>
+        <w:t>t</w:t>
       </w:r>
       <w:r>
         <w:rPr>
